--- a/README.docx
+++ b/README.docx
@@ -59,8 +59,14 @@
         </w:tabs>
         <w:ind w:left="0" w:right="-1"/>
         <w:jc w:val="center"/>
-      </w:pPr>
-      <w:hyperlink r:id="rId5" w:tgtFrame="_new" w:history="1">
+        <w:rPr>
+          <w:b/>
+          <w:sz w:val="30"/>
+          <w:szCs w:val="30"/>
+          <w:u w:val="single"/>
+        </w:rPr>
+      </w:pPr>
+      <w:hyperlink r:id="rId5" w:history="1">
         <w:r>
           <w:rPr>
             <w:rStyle w:val="Lienhypertexte"/>
@@ -68,23 +74,9 @@
             <w:sz w:val="30"/>
             <w:szCs w:val="30"/>
           </w:rPr>
-          <w:t>http://randon-sendhil-projet-php-2025.free.nf</w:t>
+          <w:t>https://gesttask.ct.ws/</w:t>
         </w:r>
       </w:hyperlink>
-    </w:p>
-    <w:p>
-      <w:pPr>
-        <w:tabs>
-          <w:tab w:val="left" w:pos="426"/>
-        </w:tabs>
-        <w:ind w:left="0" w:right="-1"/>
-        <w:jc w:val="center"/>
-        <w:rPr>
-          <w:b/>
-          <w:sz w:val="30"/>
-          <w:szCs w:val="30"/>
-        </w:rPr>
-      </w:pPr>
     </w:p>
     <w:p>
       <w:pPr>
@@ -117,28 +109,10 @@
         <w:tabs>
           <w:tab w:val="left" w:pos="426"/>
         </w:tabs>
-        <w:ind w:left="1134" w:right="-1" w:hanging="1134"/>
+        <w:ind w:left="0" w:right="-1"/>
         <w:rPr>
-          <w:b/>
-          <w:sz w:val="30"/>
-          <w:szCs w:val="30"/>
+          <w:u w:val="single"/>
         </w:rPr>
-      </w:pPr>
-      <w:r>
-        <w:rPr>
-          <w:b/>
-          <w:sz w:val="30"/>
-          <w:szCs w:val="30"/>
-        </w:rPr>
-        <w:t>Pour Créer un compte :</w:t>
-      </w:r>
-    </w:p>
-    <w:p>
-      <w:pPr>
-        <w:tabs>
-          <w:tab w:val="left" w:pos="426"/>
-        </w:tabs>
-        <w:ind w:left="0" w:right="-1"/>
       </w:pPr>
       <w:r>
         <w:rPr>
@@ -148,30 +122,6 @@
         </w:rPr>
         <w:t xml:space="preserve"> </w:t>
       </w:r>
-      <w:hyperlink r:id="rId6" w:tgtFrame="_new" w:history="1">
-        <w:r>
-          <w:rPr>
-            <w:rStyle w:val="Lienhypertexte"/>
-            <w:b/>
-            <w:sz w:val="30"/>
-            <w:szCs w:val="30"/>
-          </w:rPr>
-          <w:t>http://randon-sendhil-projet-php-2025.free.nf</w:t>
-        </w:r>
-      </w:hyperlink>
-    </w:p>
-    <w:p>
-      <w:pPr>
-        <w:tabs>
-          <w:tab w:val="left" w:pos="426"/>
-        </w:tabs>
-        <w:ind w:left="1134" w:right="-1" w:hanging="1134"/>
-        <w:rPr>
-          <w:b/>
-          <w:sz w:val="30"/>
-          <w:szCs w:val="30"/>
-        </w:rPr>
-      </w:pPr>
       <w:r>
         <w:rPr>
           <w:b/>
@@ -188,20 +138,7 @@
         </w:rPr>
         <w:t xml:space="preserve"> </w:t>
       </w:r>
-    </w:p>
-    <w:p>
-      <w:pPr>
-        <w:tabs>
-          <w:tab w:val="left" w:pos="426"/>
-        </w:tabs>
-        <w:ind w:left="1134" w:right="-1" w:hanging="1134"/>
-        <w:rPr>
-          <w:b/>
-          <w:sz w:val="30"/>
-          <w:szCs w:val="30"/>
-        </w:rPr>
-      </w:pPr>
-      <w:hyperlink r:id="rId7" w:history="1">
+      <w:hyperlink r:id="rId6" w:history="1">
         <w:r>
           <w:rPr>
             <w:rStyle w:val="Lienhypertexte"/>
@@ -209,24 +146,21 @@
             <w:sz w:val="30"/>
             <w:szCs w:val="30"/>
           </w:rPr>
-          <w:t>http://randon-sendhil-projet-php-2025.free.nf</w:t>
-        </w:r>
-        <w:r>
-          <w:rPr>
-            <w:rStyle w:val="Lienhypertexte"/>
-            <w:sz w:val="30"/>
-            <w:szCs w:val="30"/>
-          </w:rPr>
-          <w:t>/login</w:t>
+          <w:t>https://gesttask.ct.ws/</w:t>
         </w:r>
       </w:hyperlink>
     </w:p>
     <w:p>
       <w:pPr>
+        <w:pStyle w:val="Paragraphedeliste"/>
+        <w:numPr>
+          <w:ilvl w:val="0"/>
+          <w:numId w:val="5"/>
+        </w:numPr>
         <w:tabs>
           <w:tab w:val="left" w:pos="426"/>
         </w:tabs>
-        <w:ind w:left="1134" w:right="-1" w:hanging="1134"/>
+        <w:ind w:right="-1"/>
         <w:rPr>
           <w:b/>
           <w:sz w:val="30"/>
@@ -239,359 +173,7 @@
           <w:sz w:val="30"/>
           <w:szCs w:val="30"/>
         </w:rPr>
-        <w:t>Les utilisateurs de test :</w:t>
-      </w:r>
-    </w:p>
-    <w:tbl>
-      <w:tblPr>
-        <w:tblW w:w="4020" w:type="dxa"/>
-        <w:tblInd w:w="56" w:type="dxa"/>
-        <w:tblCellMar>
-          <w:left w:w="70" w:type="dxa"/>
-          <w:right w:w="70" w:type="dxa"/>
-        </w:tblCellMar>
-        <w:tblLook w:val="04A0"/>
-      </w:tblPr>
-      <w:tblGrid>
-        <w:gridCol w:w="2820"/>
-        <w:gridCol w:w="1200"/>
-      </w:tblGrid>
-      <w:tr>
-        <w:trPr>
-          <w:trHeight w:val="300"/>
-        </w:trPr>
-        <w:tc>
-          <w:tcPr>
-            <w:tcW w:w="2820" w:type="dxa"/>
-            <w:tcBorders>
-              <w:top w:val="single" w:sz="4" w:space="0" w:color="auto"/>
-              <w:left w:val="single" w:sz="4" w:space="0" w:color="auto"/>
-              <w:bottom w:val="single" w:sz="4" w:space="0" w:color="auto"/>
-              <w:right w:val="single" w:sz="4" w:space="0" w:color="auto"/>
-            </w:tcBorders>
-            <w:shd w:val="clear" w:color="auto" w:fill="auto"/>
-            <w:noWrap/>
-            <w:vAlign w:val="bottom"/>
-            <w:hideMark/>
-          </w:tcPr>
-          <w:p>
-            <w:pPr>
-              <w:spacing w:after="0" w:afterAutospacing="0"/>
-              <w:ind w:left="0"/>
-              <w:rPr>
-                <w:rFonts w:ascii="Calibri" w:eastAsia="Times New Roman" w:hAnsi="Calibri" w:cs="Calibri"/>
-                <w:color w:val="000000"/>
-                <w:lang w:eastAsia="fr-FR"/>
-              </w:rPr>
-            </w:pPr>
-            <w:r>
-              <w:rPr>
-                <w:rFonts w:ascii="Calibri" w:eastAsia="Times New Roman" w:hAnsi="Calibri" w:cs="Calibri"/>
-                <w:color w:val="000000"/>
-                <w:lang w:eastAsia="fr-FR"/>
-              </w:rPr>
-              <w:t>Identifiant</w:t>
-            </w:r>
-          </w:p>
-        </w:tc>
-        <w:tc>
-          <w:tcPr>
-            <w:tcW w:w="1200" w:type="dxa"/>
-            <w:tcBorders>
-              <w:top w:val="single" w:sz="4" w:space="0" w:color="auto"/>
-              <w:left w:val="nil"/>
-              <w:bottom w:val="single" w:sz="4" w:space="0" w:color="auto"/>
-              <w:right w:val="single" w:sz="4" w:space="0" w:color="auto"/>
-            </w:tcBorders>
-            <w:shd w:val="clear" w:color="auto" w:fill="auto"/>
-            <w:noWrap/>
-            <w:vAlign w:val="bottom"/>
-            <w:hideMark/>
-          </w:tcPr>
-          <w:p>
-            <w:pPr>
-              <w:spacing w:after="0" w:afterAutospacing="0"/>
-              <w:ind w:left="0"/>
-              <w:rPr>
-                <w:rFonts w:ascii="Calibri" w:eastAsia="Times New Roman" w:hAnsi="Calibri" w:cs="Calibri"/>
-                <w:color w:val="000000"/>
-                <w:lang w:eastAsia="fr-FR"/>
-              </w:rPr>
-            </w:pPr>
-            <w:proofErr w:type="spellStart"/>
-            <w:r>
-              <w:rPr>
-                <w:rFonts w:ascii="Calibri" w:eastAsia="Times New Roman" w:hAnsi="Calibri" w:cs="Calibri"/>
-                <w:color w:val="000000"/>
-                <w:lang w:eastAsia="fr-FR"/>
-              </w:rPr>
-              <w:t>Password</w:t>
-            </w:r>
-            <w:proofErr w:type="spellEnd"/>
-          </w:p>
-        </w:tc>
-      </w:tr>
-      <w:tr>
-        <w:trPr>
-          <w:trHeight w:val="300"/>
-        </w:trPr>
-        <w:tc>
-          <w:tcPr>
-            <w:tcW w:w="2820" w:type="dxa"/>
-            <w:tcBorders>
-              <w:top w:val="nil"/>
-              <w:left w:val="single" w:sz="4" w:space="0" w:color="auto"/>
-              <w:bottom w:val="single" w:sz="4" w:space="0" w:color="auto"/>
-              <w:right w:val="single" w:sz="4" w:space="0" w:color="auto"/>
-            </w:tcBorders>
-            <w:shd w:val="clear" w:color="auto" w:fill="auto"/>
-            <w:noWrap/>
-            <w:vAlign w:val="bottom"/>
-            <w:hideMark/>
-          </w:tcPr>
-          <w:p>
-            <w:pPr>
-              <w:spacing w:after="0" w:afterAutospacing="0"/>
-              <w:ind w:left="0"/>
-              <w:rPr>
-                <w:rFonts w:ascii="Calibri" w:eastAsia="Times New Roman" w:hAnsi="Calibri" w:cs="Calibri"/>
-                <w:color w:val="000000"/>
-                <w:lang w:eastAsia="fr-FR"/>
-              </w:rPr>
-            </w:pPr>
-            <w:r>
-              <w:rPr>
-                <w:rFonts w:ascii="Calibri" w:eastAsia="Times New Roman" w:hAnsi="Calibri" w:cs="Calibri"/>
-                <w:color w:val="000000"/>
-                <w:lang w:eastAsia="fr-FR"/>
-              </w:rPr>
-              <w:t>jean.martin@example.com</w:t>
-            </w:r>
-          </w:p>
-        </w:tc>
-        <w:tc>
-          <w:tcPr>
-            <w:tcW w:w="1200" w:type="dxa"/>
-            <w:tcBorders>
-              <w:top w:val="nil"/>
-              <w:left w:val="nil"/>
-              <w:bottom w:val="single" w:sz="4" w:space="0" w:color="auto"/>
-              <w:right w:val="single" w:sz="4" w:space="0" w:color="auto"/>
-            </w:tcBorders>
-            <w:shd w:val="clear" w:color="auto" w:fill="auto"/>
-            <w:noWrap/>
-            <w:vAlign w:val="bottom"/>
-            <w:hideMark/>
-          </w:tcPr>
-          <w:p>
-            <w:pPr>
-              <w:spacing w:after="0" w:afterAutospacing="0"/>
-              <w:ind w:left="0"/>
-              <w:rPr>
-                <w:rFonts w:ascii="Calibri" w:eastAsia="Times New Roman" w:hAnsi="Calibri" w:cs="Calibri"/>
-                <w:color w:val="000000"/>
-                <w:lang w:eastAsia="fr-FR"/>
-              </w:rPr>
-            </w:pPr>
-            <w:r>
-              <w:rPr>
-                <w:rFonts w:ascii="Calibri" w:eastAsia="Times New Roman" w:hAnsi="Calibri" w:cs="Calibri"/>
-                <w:color w:val="000000"/>
-                <w:lang w:eastAsia="fr-FR"/>
-              </w:rPr>
-              <w:t>hash_1</w:t>
-            </w:r>
-          </w:p>
-        </w:tc>
-      </w:tr>
-      <w:tr>
-        <w:trPr>
-          <w:trHeight w:val="300"/>
-        </w:trPr>
-        <w:tc>
-          <w:tcPr>
-            <w:tcW w:w="2820" w:type="dxa"/>
-            <w:tcBorders>
-              <w:top w:val="nil"/>
-              <w:left w:val="single" w:sz="4" w:space="0" w:color="auto"/>
-              <w:bottom w:val="single" w:sz="4" w:space="0" w:color="auto"/>
-              <w:right w:val="single" w:sz="4" w:space="0" w:color="auto"/>
-            </w:tcBorders>
-            <w:shd w:val="clear" w:color="auto" w:fill="auto"/>
-            <w:noWrap/>
-            <w:vAlign w:val="bottom"/>
-            <w:hideMark/>
-          </w:tcPr>
-          <w:p>
-            <w:pPr>
-              <w:spacing w:after="0" w:afterAutospacing="0"/>
-              <w:ind w:left="0"/>
-              <w:rPr>
-                <w:rFonts w:ascii="Calibri" w:eastAsia="Times New Roman" w:hAnsi="Calibri" w:cs="Calibri"/>
-                <w:color w:val="000000"/>
-                <w:lang w:eastAsia="fr-FR"/>
-              </w:rPr>
-            </w:pPr>
-            <w:r>
-              <w:rPr>
-                <w:rFonts w:ascii="Calibri" w:eastAsia="Times New Roman" w:hAnsi="Calibri" w:cs="Calibri"/>
-                <w:color w:val="000000"/>
-                <w:lang w:eastAsia="fr-FR"/>
-              </w:rPr>
-              <w:t>julie.bernard@example.com</w:t>
-            </w:r>
-          </w:p>
-        </w:tc>
-        <w:tc>
-          <w:tcPr>
-            <w:tcW w:w="1200" w:type="dxa"/>
-            <w:tcBorders>
-              <w:top w:val="nil"/>
-              <w:left w:val="nil"/>
-              <w:bottom w:val="single" w:sz="4" w:space="0" w:color="auto"/>
-              <w:right w:val="single" w:sz="4" w:space="0" w:color="auto"/>
-            </w:tcBorders>
-            <w:shd w:val="clear" w:color="auto" w:fill="auto"/>
-            <w:noWrap/>
-            <w:vAlign w:val="bottom"/>
-            <w:hideMark/>
-          </w:tcPr>
-          <w:p>
-            <w:pPr>
-              <w:spacing w:after="0" w:afterAutospacing="0"/>
-              <w:ind w:left="0"/>
-              <w:rPr>
-                <w:rFonts w:ascii="Calibri" w:eastAsia="Times New Roman" w:hAnsi="Calibri" w:cs="Calibri"/>
-                <w:color w:val="000000"/>
-                <w:lang w:eastAsia="fr-FR"/>
-              </w:rPr>
-            </w:pPr>
-            <w:r>
-              <w:rPr>
-                <w:rFonts w:ascii="Calibri" w:eastAsia="Times New Roman" w:hAnsi="Calibri" w:cs="Calibri"/>
-                <w:color w:val="000000"/>
-                <w:lang w:eastAsia="fr-FR"/>
-              </w:rPr>
-              <w:t>hash_5</w:t>
-            </w:r>
-          </w:p>
-        </w:tc>
-      </w:tr>
-      <w:tr>
-        <w:trPr>
-          <w:trHeight w:val="300"/>
-        </w:trPr>
-        <w:tc>
-          <w:tcPr>
-            <w:tcW w:w="2820" w:type="dxa"/>
-            <w:tcBorders>
-              <w:top w:val="nil"/>
-              <w:left w:val="single" w:sz="4" w:space="0" w:color="auto"/>
-              <w:bottom w:val="single" w:sz="4" w:space="0" w:color="auto"/>
-              <w:right w:val="single" w:sz="4" w:space="0" w:color="auto"/>
-            </w:tcBorders>
-            <w:shd w:val="clear" w:color="auto" w:fill="auto"/>
-            <w:noWrap/>
-            <w:vAlign w:val="bottom"/>
-            <w:hideMark/>
-          </w:tcPr>
-          <w:p>
-            <w:pPr>
-              <w:spacing w:after="0" w:afterAutospacing="0"/>
-              <w:ind w:left="0"/>
-              <w:rPr>
-                <w:rFonts w:ascii="Calibri" w:eastAsia="Times New Roman" w:hAnsi="Calibri" w:cs="Calibri"/>
-                <w:color w:val="000000"/>
-                <w:lang w:eastAsia="fr-FR"/>
-              </w:rPr>
-            </w:pPr>
-            <w:r>
-              <w:rPr>
-                <w:rFonts w:ascii="Calibri" w:eastAsia="Times New Roman" w:hAnsi="Calibri" w:cs="Calibri"/>
-                <w:color w:val="000000"/>
-                <w:lang w:eastAsia="fr-FR"/>
-              </w:rPr>
-              <w:t>lea.chevalier@example.com</w:t>
-            </w:r>
-          </w:p>
-        </w:tc>
-        <w:tc>
-          <w:tcPr>
-            <w:tcW w:w="1200" w:type="dxa"/>
-            <w:tcBorders>
-              <w:top w:val="nil"/>
-              <w:left w:val="nil"/>
-              <w:bottom w:val="single" w:sz="4" w:space="0" w:color="auto"/>
-              <w:right w:val="single" w:sz="4" w:space="0" w:color="auto"/>
-            </w:tcBorders>
-            <w:shd w:val="clear" w:color="auto" w:fill="auto"/>
-            <w:noWrap/>
-            <w:vAlign w:val="bottom"/>
-            <w:hideMark/>
-          </w:tcPr>
-          <w:p>
-            <w:pPr>
-              <w:spacing w:after="0" w:afterAutospacing="0"/>
-              <w:ind w:left="0"/>
-              <w:rPr>
-                <w:rFonts w:ascii="Calibri" w:eastAsia="Times New Roman" w:hAnsi="Calibri" w:cs="Calibri"/>
-                <w:color w:val="000000"/>
-                <w:lang w:eastAsia="fr-FR"/>
-              </w:rPr>
-            </w:pPr>
-            <w:r>
-              <w:rPr>
-                <w:rFonts w:ascii="Calibri" w:eastAsia="Times New Roman" w:hAnsi="Calibri" w:cs="Calibri"/>
-                <w:color w:val="000000"/>
-                <w:lang w:eastAsia="fr-FR"/>
-              </w:rPr>
-              <w:t>hash_15</w:t>
-            </w:r>
-          </w:p>
-        </w:tc>
-      </w:tr>
-    </w:tbl>
-    <w:p>
-      <w:pPr>
-        <w:tabs>
-          <w:tab w:val="left" w:pos="426"/>
-        </w:tabs>
-        <w:ind w:left="1134" w:right="-1" w:hanging="1134"/>
-        <w:rPr>
-          <w:b/>
-          <w:sz w:val="30"/>
-          <w:szCs w:val="30"/>
-        </w:rPr>
-      </w:pPr>
-    </w:p>
-    <w:p>
-      <w:pPr>
-        <w:pStyle w:val="Paragraphedeliste"/>
-        <w:tabs>
-          <w:tab w:val="left" w:pos="284"/>
-        </w:tabs>
-        <w:ind w:left="-284" w:right="-1"/>
-        <w:rPr>
-          <w:b/>
-          <w:sz w:val="30"/>
-          <w:szCs w:val="30"/>
-        </w:rPr>
-      </w:pPr>
-      <w:r>
-        <w:rPr>
-          <w:b/>
-          <w:sz w:val="30"/>
-          <w:szCs w:val="30"/>
-        </w:rPr>
-        <w:t xml:space="preserve">2.  </w:t>
-      </w:r>
-      <w:r>
-        <w:rPr>
-          <w:b/>
-          <w:sz w:val="30"/>
-          <w:szCs w:val="30"/>
-        </w:rPr>
-        <w:t xml:space="preserve">Pour </w:t>
+        <w:t>Les utilisateurs avec le rôle '</w:t>
       </w:r>
       <w:proofErr w:type="spellStart"/>
       <w:r>
@@ -609,27 +191,373 @@
           <w:sz w:val="30"/>
           <w:szCs w:val="30"/>
         </w:rPr>
-        <w:t xml:space="preserve"> login (pas de création de compte d’</w:t>
-      </w:r>
-      <w:proofErr w:type="spellStart"/>
-      <w:r>
-        <w:rPr>
-          <w:b/>
-          <w:sz w:val="30"/>
-          <w:szCs w:val="30"/>
-        </w:rPr>
-        <w:t>admin</w:t>
-      </w:r>
-      <w:proofErr w:type="spellEnd"/>
-      <w:r>
-        <w:rPr>
-          <w:b/>
-          <w:sz w:val="30"/>
-          <w:szCs w:val="30"/>
-        </w:rPr>
-        <w:t xml:space="preserve"> ) :</w:t>
+        <w:t>' disposent des droits complets pour effectuer toutes les opérations CRUD (Créer, Lire, Mettre à jour, Supprimer).</w:t>
       </w:r>
     </w:p>
+    <w:tbl>
+      <w:tblPr>
+        <w:tblW w:w="4038" w:type="dxa"/>
+        <w:tblInd w:w="1782" w:type="dxa"/>
+        <w:tblCellMar>
+          <w:left w:w="70" w:type="dxa"/>
+          <w:right w:w="70" w:type="dxa"/>
+        </w:tblCellMar>
+        <w:tblLook w:val="04A0"/>
+      </w:tblPr>
+      <w:tblGrid>
+        <w:gridCol w:w="2820"/>
+        <w:gridCol w:w="1218"/>
+      </w:tblGrid>
+      <w:tr>
+        <w:trPr>
+          <w:trHeight w:val="300"/>
+        </w:trPr>
+        <w:tc>
+          <w:tcPr>
+            <w:tcW w:w="2820" w:type="dxa"/>
+            <w:tcBorders>
+              <w:top w:val="single" w:sz="4" w:space="0" w:color="auto"/>
+              <w:left w:val="single" w:sz="4" w:space="0" w:color="auto"/>
+              <w:bottom w:val="single" w:sz="4" w:space="0" w:color="auto"/>
+              <w:right w:val="single" w:sz="4" w:space="0" w:color="auto"/>
+            </w:tcBorders>
+            <w:shd w:val="clear" w:color="auto" w:fill="auto"/>
+            <w:noWrap/>
+            <w:vAlign w:val="bottom"/>
+            <w:hideMark/>
+          </w:tcPr>
+          <w:p>
+            <w:pPr>
+              <w:spacing w:after="0" w:afterAutospacing="0"/>
+              <w:ind w:left="0"/>
+              <w:rPr>
+                <w:rFonts w:ascii="Calibri" w:eastAsia="Times New Roman" w:hAnsi="Calibri" w:cs="Calibri"/>
+                <w:b/>
+                <w:color w:val="FF0000"/>
+                <w:lang w:eastAsia="fr-FR"/>
+              </w:rPr>
+            </w:pPr>
+            <w:proofErr w:type="gramStart"/>
+            <w:r>
+              <w:rPr>
+                <w:rFonts w:ascii="Calibri" w:eastAsia="Times New Roman" w:hAnsi="Calibri" w:cs="Calibri"/>
+                <w:b/>
+                <w:color w:val="FF0000"/>
+                <w:lang w:eastAsia="fr-FR"/>
+              </w:rPr>
+              <w:t>Identifiant</w:t>
+            </w:r>
+            <w:r>
+              <w:rPr>
+                <w:rFonts w:ascii="Calibri" w:eastAsia="Times New Roman" w:hAnsi="Calibri" w:cs="Calibri"/>
+                <w:b/>
+                <w:color w:val="FF0000"/>
+                <w:lang w:eastAsia="fr-FR"/>
+              </w:rPr>
+              <w:t>(</w:t>
+            </w:r>
+            <w:proofErr w:type="spellStart"/>
+            <w:proofErr w:type="gramEnd"/>
+            <w:r>
+              <w:rPr>
+                <w:rFonts w:ascii="Calibri" w:eastAsia="Times New Roman" w:hAnsi="Calibri" w:cs="Calibri"/>
+                <w:b/>
+                <w:color w:val="FF0000"/>
+                <w:lang w:eastAsia="fr-FR"/>
+              </w:rPr>
+              <w:t>role</w:t>
+            </w:r>
+            <w:proofErr w:type="spellEnd"/>
+            <w:r>
+              <w:rPr>
+                <w:rFonts w:ascii="Calibri" w:eastAsia="Times New Roman" w:hAnsi="Calibri" w:cs="Calibri"/>
+                <w:b/>
+                <w:color w:val="FF0000"/>
+                <w:lang w:eastAsia="fr-FR"/>
+              </w:rPr>
+              <w:t>=</w:t>
+            </w:r>
+            <w:proofErr w:type="spellStart"/>
+            <w:r>
+              <w:rPr>
+                <w:rFonts w:ascii="Calibri" w:eastAsia="Times New Roman" w:hAnsi="Calibri" w:cs="Calibri"/>
+                <w:b/>
+                <w:color w:val="FF0000"/>
+                <w:lang w:eastAsia="fr-FR"/>
+              </w:rPr>
+              <w:t>admin</w:t>
+            </w:r>
+            <w:proofErr w:type="spellEnd"/>
+            <w:r>
+              <w:rPr>
+                <w:rFonts w:ascii="Calibri" w:eastAsia="Times New Roman" w:hAnsi="Calibri" w:cs="Calibri"/>
+                <w:b/>
+                <w:color w:val="FF0000"/>
+                <w:lang w:eastAsia="fr-FR"/>
+              </w:rPr>
+              <w:t>)</w:t>
+            </w:r>
+          </w:p>
+        </w:tc>
+        <w:tc>
+          <w:tcPr>
+            <w:tcW w:w="1218" w:type="dxa"/>
+            <w:tcBorders>
+              <w:top w:val="single" w:sz="4" w:space="0" w:color="auto"/>
+              <w:left w:val="nil"/>
+              <w:bottom w:val="single" w:sz="4" w:space="0" w:color="auto"/>
+              <w:right w:val="single" w:sz="4" w:space="0" w:color="auto"/>
+            </w:tcBorders>
+            <w:shd w:val="clear" w:color="auto" w:fill="auto"/>
+            <w:noWrap/>
+            <w:vAlign w:val="bottom"/>
+            <w:hideMark/>
+          </w:tcPr>
+          <w:p>
+            <w:pPr>
+              <w:spacing w:after="0" w:afterAutospacing="0"/>
+              <w:ind w:left="0"/>
+              <w:rPr>
+                <w:rFonts w:ascii="Calibri" w:eastAsia="Times New Roman" w:hAnsi="Calibri" w:cs="Calibri"/>
+                <w:b/>
+                <w:color w:val="FF0000"/>
+                <w:lang w:eastAsia="fr-FR"/>
+              </w:rPr>
+            </w:pPr>
+            <w:proofErr w:type="spellStart"/>
+            <w:r>
+              <w:rPr>
+                <w:rFonts w:ascii="Calibri" w:eastAsia="Times New Roman" w:hAnsi="Calibri" w:cs="Calibri"/>
+                <w:b/>
+                <w:color w:val="FF0000"/>
+                <w:lang w:eastAsia="fr-FR"/>
+              </w:rPr>
+              <w:t>Password</w:t>
+            </w:r>
+            <w:proofErr w:type="spellEnd"/>
+          </w:p>
+        </w:tc>
+      </w:tr>
+      <w:tr>
+        <w:trPr>
+          <w:trHeight w:val="300"/>
+        </w:trPr>
+        <w:tc>
+          <w:tcPr>
+            <w:tcW w:w="2820" w:type="dxa"/>
+            <w:tcBorders>
+              <w:top w:val="nil"/>
+              <w:left w:val="single" w:sz="4" w:space="0" w:color="auto"/>
+              <w:bottom w:val="single" w:sz="4" w:space="0" w:color="auto"/>
+              <w:right w:val="single" w:sz="4" w:space="0" w:color="auto"/>
+            </w:tcBorders>
+            <w:shd w:val="clear" w:color="auto" w:fill="auto"/>
+            <w:noWrap/>
+            <w:vAlign w:val="bottom"/>
+            <w:hideMark/>
+          </w:tcPr>
+          <w:p>
+            <w:pPr>
+              <w:spacing w:after="0" w:afterAutospacing="0"/>
+              <w:ind w:left="0"/>
+              <w:rPr>
+                <w:rFonts w:ascii="Calibri" w:eastAsia="Times New Roman" w:hAnsi="Calibri" w:cs="Calibri"/>
+                <w:color w:val="000000"/>
+                <w:lang w:eastAsia="fr-FR"/>
+              </w:rPr>
+            </w:pPr>
+            <w:r>
+              <w:rPr>
+                <w:rFonts w:ascii="Calibri" w:eastAsia="Times New Roman" w:hAnsi="Calibri" w:cs="Calibri"/>
+                <w:color w:val="000000"/>
+                <w:lang w:eastAsia="fr-FR"/>
+              </w:rPr>
+              <w:t>alice@example.com</w:t>
+            </w:r>
+          </w:p>
+        </w:tc>
+        <w:tc>
+          <w:tcPr>
+            <w:tcW w:w="1218" w:type="dxa"/>
+            <w:tcBorders>
+              <w:top w:val="nil"/>
+              <w:left w:val="nil"/>
+              <w:bottom w:val="single" w:sz="4" w:space="0" w:color="auto"/>
+              <w:right w:val="single" w:sz="4" w:space="0" w:color="auto"/>
+            </w:tcBorders>
+            <w:shd w:val="clear" w:color="auto" w:fill="auto"/>
+            <w:noWrap/>
+            <w:vAlign w:val="bottom"/>
+            <w:hideMark/>
+          </w:tcPr>
+          <w:p>
+            <w:pPr>
+              <w:spacing w:after="0" w:afterAutospacing="0"/>
+              <w:ind w:left="0"/>
+              <w:rPr>
+                <w:rFonts w:ascii="Calibri" w:eastAsia="Times New Roman" w:hAnsi="Calibri" w:cs="Calibri"/>
+                <w:color w:val="000000"/>
+                <w:lang w:eastAsia="fr-FR"/>
+              </w:rPr>
+            </w:pPr>
+            <w:r>
+              <w:rPr>
+                <w:rFonts w:ascii="Calibri" w:eastAsia="Times New Roman" w:hAnsi="Calibri" w:cs="Calibri"/>
+                <w:color w:val="000000"/>
+                <w:lang w:eastAsia="fr-FR"/>
+              </w:rPr>
+              <w:t>12345</w:t>
+            </w:r>
+          </w:p>
+        </w:tc>
+      </w:tr>
+      <w:tr>
+        <w:trPr>
+          <w:trHeight w:val="300"/>
+        </w:trPr>
+        <w:tc>
+          <w:tcPr>
+            <w:tcW w:w="2820" w:type="dxa"/>
+            <w:tcBorders>
+              <w:top w:val="nil"/>
+              <w:left w:val="single" w:sz="4" w:space="0" w:color="auto"/>
+              <w:bottom w:val="single" w:sz="4" w:space="0" w:color="auto"/>
+              <w:right w:val="single" w:sz="4" w:space="0" w:color="auto"/>
+            </w:tcBorders>
+            <w:shd w:val="clear" w:color="auto" w:fill="auto"/>
+            <w:noWrap/>
+            <w:vAlign w:val="bottom"/>
+            <w:hideMark/>
+          </w:tcPr>
+          <w:p>
+            <w:pPr>
+              <w:spacing w:after="0" w:afterAutospacing="0"/>
+              <w:ind w:left="0"/>
+              <w:rPr>
+                <w:rFonts w:ascii="Calibri" w:eastAsia="Times New Roman" w:hAnsi="Calibri" w:cs="Calibri"/>
+                <w:color w:val="000000"/>
+                <w:lang w:eastAsia="fr-FR"/>
+              </w:rPr>
+            </w:pPr>
+            <w:r>
+              <w:rPr>
+                <w:rFonts w:ascii="Calibri" w:eastAsia="Times New Roman" w:hAnsi="Calibri" w:cs="Calibri"/>
+                <w:color w:val="000000"/>
+                <w:lang w:eastAsia="fr-FR"/>
+              </w:rPr>
+              <w:t>sophie.leroy@example.com</w:t>
+            </w:r>
+          </w:p>
+        </w:tc>
+        <w:tc>
+          <w:tcPr>
+            <w:tcW w:w="1218" w:type="dxa"/>
+            <w:tcBorders>
+              <w:top w:val="nil"/>
+              <w:left w:val="nil"/>
+              <w:bottom w:val="single" w:sz="4" w:space="0" w:color="auto"/>
+              <w:right w:val="single" w:sz="4" w:space="0" w:color="auto"/>
+            </w:tcBorders>
+            <w:shd w:val="clear" w:color="auto" w:fill="auto"/>
+            <w:noWrap/>
+            <w:vAlign w:val="bottom"/>
+            <w:hideMark/>
+          </w:tcPr>
+          <w:p>
+            <w:pPr>
+              <w:spacing w:after="0" w:afterAutospacing="0"/>
+              <w:ind w:left="0"/>
+              <w:rPr>
+                <w:rFonts w:ascii="Calibri" w:eastAsia="Times New Roman" w:hAnsi="Calibri" w:cs="Calibri"/>
+                <w:color w:val="000000"/>
+                <w:lang w:eastAsia="fr-FR"/>
+              </w:rPr>
+            </w:pPr>
+            <w:r>
+              <w:rPr>
+                <w:rFonts w:ascii="Calibri" w:eastAsia="Times New Roman" w:hAnsi="Calibri" w:cs="Calibri"/>
+                <w:color w:val="000000"/>
+                <w:lang w:eastAsia="fr-FR"/>
+              </w:rPr>
+              <w:t>assword123</w:t>
+            </w:r>
+          </w:p>
+        </w:tc>
+      </w:tr>
+      <w:tr>
+        <w:trPr>
+          <w:trHeight w:val="300"/>
+        </w:trPr>
+        <w:tc>
+          <w:tcPr>
+            <w:tcW w:w="2820" w:type="dxa"/>
+            <w:tcBorders>
+              <w:top w:val="nil"/>
+              <w:left w:val="single" w:sz="4" w:space="0" w:color="auto"/>
+              <w:bottom w:val="single" w:sz="4" w:space="0" w:color="auto"/>
+              <w:right w:val="single" w:sz="4" w:space="0" w:color="auto"/>
+            </w:tcBorders>
+            <w:shd w:val="clear" w:color="auto" w:fill="auto"/>
+            <w:noWrap/>
+            <w:vAlign w:val="bottom"/>
+            <w:hideMark/>
+          </w:tcPr>
+          <w:p>
+            <w:pPr>
+              <w:spacing w:after="0" w:afterAutospacing="0"/>
+              <w:ind w:left="0"/>
+              <w:rPr>
+                <w:rFonts w:ascii="Calibri" w:eastAsia="Times New Roman" w:hAnsi="Calibri" w:cs="Calibri"/>
+                <w:color w:val="000000"/>
+                <w:lang w:eastAsia="fr-FR"/>
+              </w:rPr>
+            </w:pPr>
+            <w:r>
+              <w:rPr>
+                <w:rFonts w:ascii="Calibri" w:eastAsia="Times New Roman" w:hAnsi="Calibri" w:cs="Calibri"/>
+                <w:color w:val="000000"/>
+                <w:lang w:eastAsia="fr-FR"/>
+              </w:rPr>
+              <w:t>thomas.petit@example.com</w:t>
+            </w:r>
+          </w:p>
+        </w:tc>
+        <w:tc>
+          <w:tcPr>
+            <w:tcW w:w="1218" w:type="dxa"/>
+            <w:tcBorders>
+              <w:top w:val="nil"/>
+              <w:left w:val="nil"/>
+              <w:bottom w:val="single" w:sz="4" w:space="0" w:color="auto"/>
+              <w:right w:val="single" w:sz="4" w:space="0" w:color="auto"/>
+            </w:tcBorders>
+            <w:shd w:val="clear" w:color="auto" w:fill="auto"/>
+            <w:noWrap/>
+            <w:vAlign w:val="bottom"/>
+            <w:hideMark/>
+          </w:tcPr>
+          <w:p>
+            <w:pPr>
+              <w:spacing w:after="0" w:afterAutospacing="0"/>
+              <w:ind w:left="0"/>
+              <w:rPr>
+                <w:rFonts w:ascii="Calibri" w:eastAsia="Times New Roman" w:hAnsi="Calibri" w:cs="Calibri"/>
+                <w:color w:val="000000"/>
+                <w:lang w:eastAsia="fr-FR"/>
+              </w:rPr>
+            </w:pPr>
+            <w:r>
+              <w:rPr>
+                <w:rFonts w:ascii="Calibri" w:eastAsia="Times New Roman" w:hAnsi="Calibri" w:cs="Calibri"/>
+                <w:color w:val="000000"/>
+                <w:lang w:eastAsia="fr-FR"/>
+              </w:rPr>
+              <w:t>assword123</w:t>
+            </w:r>
+          </w:p>
+        </w:tc>
+      </w:tr>
+    </w:tbl>
     <w:p>
       <w:pPr>
         <w:tabs>
@@ -642,93 +570,37 @@
           <w:szCs w:val="30"/>
         </w:rPr>
       </w:pPr>
+    </w:p>
+    <w:p>
+      <w:pPr>
+        <w:pStyle w:val="Paragraphedeliste"/>
+        <w:numPr>
+          <w:ilvl w:val="0"/>
+          <w:numId w:val="5"/>
+        </w:numPr>
+        <w:tabs>
+          <w:tab w:val="left" w:pos="426"/>
+        </w:tabs>
+        <w:ind w:right="-1"/>
+        <w:rPr>
+          <w:b/>
+          <w:sz w:val="30"/>
+          <w:szCs w:val="30"/>
+        </w:rPr>
+      </w:pPr>
       <w:r>
         <w:rPr>
           <w:b/>
           <w:sz w:val="30"/>
           <w:szCs w:val="30"/>
         </w:rPr>
-        <w:tab/>
-      </w:r>
-      <w:hyperlink r:id="rId8" w:history="1">
-        <w:r>
-          <w:rPr>
-            <w:rStyle w:val="Lienhypertexte"/>
-            <w:b/>
-            <w:sz w:val="30"/>
-            <w:szCs w:val="30"/>
-          </w:rPr>
-          <w:t>http://randon-sendhil-projet-php-2025.free.nf</w:t>
-        </w:r>
-        <w:r>
-          <w:rPr>
-            <w:rStyle w:val="Lienhypertexte"/>
-            <w:sz w:val="30"/>
-            <w:szCs w:val="30"/>
-          </w:rPr>
-          <w:t>/admin</w:t>
-        </w:r>
-      </w:hyperlink>
-    </w:p>
-    <w:p>
-      <w:pPr>
-        <w:tabs>
-          <w:tab w:val="left" w:pos="426"/>
-        </w:tabs>
-        <w:ind w:left="1134" w:right="-1" w:hanging="1134"/>
-        <w:rPr>
-          <w:b/>
-          <w:sz w:val="30"/>
-          <w:szCs w:val="30"/>
-        </w:rPr>
-      </w:pPr>
-      <w:r>
-        <w:rPr>
-          <w:b/>
-          <w:sz w:val="30"/>
-          <w:szCs w:val="30"/>
-        </w:rPr>
-        <w:t>Les utilisateur</w:t>
-      </w:r>
-      <w:r>
-        <w:rPr>
-          <w:b/>
-          <w:sz w:val="30"/>
-          <w:szCs w:val="30"/>
-        </w:rPr>
-        <w:t>s</w:t>
-      </w:r>
-      <w:r>
-        <w:rPr>
-          <w:b/>
-          <w:sz w:val="30"/>
-          <w:szCs w:val="30"/>
-        </w:rPr>
-        <w:t xml:space="preserve"> d’</w:t>
-      </w:r>
-      <w:proofErr w:type="spellStart"/>
-      <w:r>
-        <w:rPr>
-          <w:b/>
-          <w:sz w:val="30"/>
-          <w:szCs w:val="30"/>
-        </w:rPr>
-        <w:t>admin</w:t>
-      </w:r>
-      <w:proofErr w:type="spellEnd"/>
-      <w:r>
-        <w:rPr>
-          <w:b/>
-          <w:sz w:val="30"/>
-          <w:szCs w:val="30"/>
-        </w:rPr>
-        <w:t xml:space="preserve"> test :</w:t>
+        <w:t>Les utilisateurs avec le rôle 'Collaborateur' ont un accès en lecture seule et sont autorisés uniquement à mettre à jour le statut des tâches, après authentification avec leur identifiant et leur mot de passe.</w:t>
       </w:r>
     </w:p>
     <w:tbl>
       <w:tblPr>
-        <w:tblW w:w="2400" w:type="dxa"/>
-        <w:tblInd w:w="56" w:type="dxa"/>
+        <w:tblW w:w="4394" w:type="dxa"/>
+        <w:tblInd w:w="1742" w:type="dxa"/>
         <w:tblCellMar>
           <w:left w:w="70" w:type="dxa"/>
           <w:right w:w="70" w:type="dxa"/>
@@ -736,8 +608,8 @@
         <w:tblLook w:val="04A0"/>
       </w:tblPr>
       <w:tblGrid>
-        <w:gridCol w:w="1200"/>
-        <w:gridCol w:w="1200"/>
+        <w:gridCol w:w="3060"/>
+        <w:gridCol w:w="1334"/>
       </w:tblGrid>
       <w:tr>
         <w:trPr>
@@ -745,7 +617,7 @@
         </w:trPr>
         <w:tc>
           <w:tcPr>
-            <w:tcW w:w="1200" w:type="dxa"/>
+            <w:tcW w:w="3060" w:type="dxa"/>
             <w:tcBorders>
               <w:top w:val="single" w:sz="4" w:space="0" w:color="auto"/>
               <w:left w:val="single" w:sz="4" w:space="0" w:color="auto"/>
@@ -763,23 +635,47 @@
               <w:ind w:left="0"/>
               <w:rPr>
                 <w:rFonts w:ascii="Calibri" w:eastAsia="Times New Roman" w:hAnsi="Calibri" w:cs="Calibri"/>
-                <w:color w:val="000000"/>
-                <w:lang w:eastAsia="fr-FR"/>
-              </w:rPr>
-            </w:pPr>
-            <w:r>
-              <w:rPr>
-                <w:rFonts w:ascii="Calibri" w:eastAsia="Times New Roman" w:hAnsi="Calibri" w:cs="Calibri"/>
-                <w:color w:val="000000"/>
-                <w:lang w:eastAsia="fr-FR"/>
-              </w:rPr>
-              <w:t>Identifiant</w:t>
-            </w:r>
-          </w:p>
-        </w:tc>
-        <w:tc>
-          <w:tcPr>
-            <w:tcW w:w="1200" w:type="dxa"/>
+                <w:b/>
+                <w:color w:val="0070C0"/>
+                <w:lang w:eastAsia="fr-FR"/>
+              </w:rPr>
+            </w:pPr>
+            <w:proofErr w:type="gramStart"/>
+            <w:r>
+              <w:rPr>
+                <w:rFonts w:ascii="Calibri" w:eastAsia="Times New Roman" w:hAnsi="Calibri" w:cs="Calibri"/>
+                <w:b/>
+                <w:color w:val="0070C0"/>
+                <w:lang w:eastAsia="fr-FR"/>
+              </w:rPr>
+              <w:t>Identifiant(</w:t>
+            </w:r>
+            <w:proofErr w:type="spellStart"/>
+            <w:proofErr w:type="gramEnd"/>
+            <w:r>
+              <w:rPr>
+                <w:rFonts w:ascii="Calibri" w:eastAsia="Times New Roman" w:hAnsi="Calibri" w:cs="Calibri"/>
+                <w:b/>
+                <w:color w:val="0070C0"/>
+                <w:lang w:eastAsia="fr-FR"/>
+              </w:rPr>
+              <w:t>role</w:t>
+            </w:r>
+            <w:proofErr w:type="spellEnd"/>
+            <w:r>
+              <w:rPr>
+                <w:rFonts w:ascii="Calibri" w:eastAsia="Times New Roman" w:hAnsi="Calibri" w:cs="Calibri"/>
+                <w:b/>
+                <w:color w:val="0070C0"/>
+                <w:lang w:eastAsia="fr-FR"/>
+              </w:rPr>
+              <w:t>=collaborateur)</w:t>
+            </w:r>
+          </w:p>
+        </w:tc>
+        <w:tc>
+          <w:tcPr>
+            <w:tcW w:w="1334" w:type="dxa"/>
             <w:tcBorders>
               <w:top w:val="single" w:sz="4" w:space="0" w:color="auto"/>
               <w:left w:val="nil"/>
@@ -795,9 +691,11 @@
             <w:pPr>
               <w:spacing w:after="0" w:afterAutospacing="0"/>
               <w:ind w:left="0"/>
-              <w:rPr>
-                <w:rFonts w:ascii="Calibri" w:eastAsia="Times New Roman" w:hAnsi="Calibri" w:cs="Calibri"/>
-                <w:color w:val="000000"/>
+              <w:jc w:val="right"/>
+              <w:rPr>
+                <w:rFonts w:ascii="Calibri" w:eastAsia="Times New Roman" w:hAnsi="Calibri" w:cs="Calibri"/>
+                <w:b/>
+                <w:color w:val="0070C0"/>
                 <w:lang w:eastAsia="fr-FR"/>
               </w:rPr>
             </w:pPr>
@@ -805,7 +703,8 @@
             <w:r>
               <w:rPr>
                 <w:rFonts w:ascii="Calibri" w:eastAsia="Times New Roman" w:hAnsi="Calibri" w:cs="Calibri"/>
-                <w:color w:val="000000"/>
+                <w:b/>
+                <w:color w:val="0070C0"/>
                 <w:lang w:eastAsia="fr-FR"/>
               </w:rPr>
               <w:t>Password</w:t>
@@ -820,9 +719,9 @@
         </w:trPr>
         <w:tc>
           <w:tcPr>
-            <w:tcW w:w="1200" w:type="dxa"/>
-            <w:tcBorders>
-              <w:top w:val="nil"/>
+            <w:tcW w:w="3060" w:type="dxa"/>
+            <w:tcBorders>
+              <w:top w:val="single" w:sz="4" w:space="0" w:color="auto"/>
               <w:left w:val="single" w:sz="4" w:space="0" w:color="auto"/>
               <w:bottom w:val="single" w:sz="4" w:space="0" w:color="auto"/>
               <w:right w:val="single" w:sz="4" w:space="0" w:color="auto"/>
@@ -848,15 +747,15 @@
                 <w:color w:val="000000"/>
                 <w:lang w:eastAsia="fr-FR"/>
               </w:rPr>
-              <w:t>ADM001</w:t>
-            </w:r>
-          </w:p>
-        </w:tc>
-        <w:tc>
-          <w:tcPr>
-            <w:tcW w:w="1200" w:type="dxa"/>
-            <w:tcBorders>
-              <w:top w:val="nil"/>
+              <w:t>bob@example.com</w:t>
+            </w:r>
+          </w:p>
+        </w:tc>
+        <w:tc>
+          <w:tcPr>
+            <w:tcW w:w="1334" w:type="dxa"/>
+            <w:tcBorders>
+              <w:top w:val="single" w:sz="4" w:space="0" w:color="auto"/>
               <w:left w:val="nil"/>
               <w:bottom w:val="single" w:sz="4" w:space="0" w:color="auto"/>
               <w:right w:val="single" w:sz="4" w:space="0" w:color="auto"/>
@@ -870,19 +769,20 @@
             <w:pPr>
               <w:spacing w:after="0" w:afterAutospacing="0"/>
               <w:ind w:left="0"/>
-              <w:rPr>
-                <w:rFonts w:ascii="Calibri" w:eastAsia="Times New Roman" w:hAnsi="Calibri" w:cs="Calibri"/>
-                <w:color w:val="000000"/>
-                <w:lang w:eastAsia="fr-FR"/>
-              </w:rPr>
-            </w:pPr>
-            <w:r>
-              <w:rPr>
-                <w:rFonts w:ascii="Calibri" w:eastAsia="Times New Roman" w:hAnsi="Calibri" w:cs="Calibri"/>
-                <w:color w:val="000000"/>
-                <w:lang w:eastAsia="fr-FR"/>
-              </w:rPr>
-              <w:t>admin1</w:t>
+              <w:jc w:val="right"/>
+              <w:rPr>
+                <w:rFonts w:ascii="Calibri" w:eastAsia="Times New Roman" w:hAnsi="Calibri" w:cs="Calibri"/>
+                <w:color w:val="000000"/>
+                <w:lang w:eastAsia="fr-FR"/>
+              </w:rPr>
+            </w:pPr>
+            <w:r>
+              <w:rPr>
+                <w:rFonts w:ascii="Calibri" w:eastAsia="Times New Roman" w:hAnsi="Calibri" w:cs="Calibri"/>
+                <w:color w:val="000000"/>
+                <w:lang w:eastAsia="fr-FR"/>
+              </w:rPr>
+              <w:t>12345</w:t>
             </w:r>
           </w:p>
         </w:tc>
@@ -893,7 +793,7 @@
         </w:trPr>
         <w:tc>
           <w:tcPr>
-            <w:tcW w:w="1200" w:type="dxa"/>
+            <w:tcW w:w="3060" w:type="dxa"/>
             <w:tcBorders>
               <w:top w:val="nil"/>
               <w:left w:val="single" w:sz="4" w:space="0" w:color="auto"/>
@@ -921,13 +821,13 @@
                 <w:color w:val="000000"/>
                 <w:lang w:eastAsia="fr-FR"/>
               </w:rPr>
-              <w:t>ADM002</w:t>
-            </w:r>
-          </w:p>
-        </w:tc>
-        <w:tc>
-          <w:tcPr>
-            <w:tcW w:w="1200" w:type="dxa"/>
+              <w:t>clara@example.com</w:t>
+            </w:r>
+          </w:p>
+        </w:tc>
+        <w:tc>
+          <w:tcPr>
+            <w:tcW w:w="1334" w:type="dxa"/>
             <w:tcBorders>
               <w:top w:val="nil"/>
               <w:left w:val="nil"/>
@@ -943,19 +843,20 @@
             <w:pPr>
               <w:spacing w:after="0" w:afterAutospacing="0"/>
               <w:ind w:left="0"/>
-              <w:rPr>
-                <w:rFonts w:ascii="Calibri" w:eastAsia="Times New Roman" w:hAnsi="Calibri" w:cs="Calibri"/>
-                <w:color w:val="000000"/>
-                <w:lang w:eastAsia="fr-FR"/>
-              </w:rPr>
-            </w:pPr>
-            <w:r>
-              <w:rPr>
-                <w:rFonts w:ascii="Calibri" w:eastAsia="Times New Roman" w:hAnsi="Calibri" w:cs="Calibri"/>
-                <w:color w:val="000000"/>
-                <w:lang w:eastAsia="fr-FR"/>
-              </w:rPr>
-              <w:t>admin2</w:t>
+              <w:jc w:val="right"/>
+              <w:rPr>
+                <w:rFonts w:ascii="Calibri" w:eastAsia="Times New Roman" w:hAnsi="Calibri" w:cs="Calibri"/>
+                <w:color w:val="000000"/>
+                <w:lang w:eastAsia="fr-FR"/>
+              </w:rPr>
+            </w:pPr>
+            <w:r>
+              <w:rPr>
+                <w:rFonts w:ascii="Calibri" w:eastAsia="Times New Roman" w:hAnsi="Calibri" w:cs="Calibri"/>
+                <w:color w:val="000000"/>
+                <w:lang w:eastAsia="fr-FR"/>
+              </w:rPr>
+              <w:t>12345</w:t>
             </w:r>
           </w:p>
         </w:tc>
@@ -966,7 +867,7 @@
         </w:trPr>
         <w:tc>
           <w:tcPr>
-            <w:tcW w:w="1200" w:type="dxa"/>
+            <w:tcW w:w="3060" w:type="dxa"/>
             <w:tcBorders>
               <w:top w:val="nil"/>
               <w:left w:val="single" w:sz="4" w:space="0" w:color="auto"/>
@@ -994,13 +895,13 @@
                 <w:color w:val="000000"/>
                 <w:lang w:eastAsia="fr-FR"/>
               </w:rPr>
-              <w:t>ADM003</w:t>
-            </w:r>
-          </w:p>
-        </w:tc>
-        <w:tc>
-          <w:tcPr>
-            <w:tcW w:w="1200" w:type="dxa"/>
+              <w:t>jean.martin@example.com</w:t>
+            </w:r>
+          </w:p>
+        </w:tc>
+        <w:tc>
+          <w:tcPr>
+            <w:tcW w:w="1334" w:type="dxa"/>
             <w:tcBorders>
               <w:top w:val="nil"/>
               <w:left w:val="nil"/>
@@ -1028,27 +929,377 @@
                 <w:color w:val="000000"/>
                 <w:lang w:eastAsia="fr-FR"/>
               </w:rPr>
-              <w:t>admin3</w:t>
+              <w:t>password123</w:t>
+            </w:r>
+          </w:p>
+        </w:tc>
+      </w:tr>
+      <w:tr>
+        <w:trPr>
+          <w:trHeight w:val="300"/>
+        </w:trPr>
+        <w:tc>
+          <w:tcPr>
+            <w:tcW w:w="3060" w:type="dxa"/>
+            <w:tcBorders>
+              <w:top w:val="single" w:sz="4" w:space="0" w:color="auto"/>
+              <w:left w:val="single" w:sz="4" w:space="0" w:color="auto"/>
+              <w:bottom w:val="single" w:sz="4" w:space="0" w:color="auto"/>
+              <w:right w:val="single" w:sz="4" w:space="0" w:color="auto"/>
+            </w:tcBorders>
+            <w:shd w:val="clear" w:color="auto" w:fill="auto"/>
+            <w:noWrap/>
+            <w:vAlign w:val="bottom"/>
+            <w:hideMark/>
+          </w:tcPr>
+          <w:p>
+            <w:pPr>
+              <w:spacing w:after="0" w:afterAutospacing="0"/>
+              <w:ind w:left="0"/>
+              <w:rPr>
+                <w:rFonts w:ascii="Calibri" w:eastAsia="Times New Roman" w:hAnsi="Calibri" w:cs="Calibri"/>
+                <w:color w:val="000000"/>
+                <w:lang w:eastAsia="fr-FR"/>
+              </w:rPr>
+            </w:pPr>
+            <w:r>
+              <w:rPr>
+                <w:rFonts w:ascii="Calibri" w:eastAsia="Times New Roman" w:hAnsi="Calibri" w:cs="Calibri"/>
+                <w:color w:val="000000"/>
+                <w:lang w:eastAsia="fr-FR"/>
+              </w:rPr>
+              <w:t>lucas.bernard@example.com</w:t>
+            </w:r>
+          </w:p>
+        </w:tc>
+        <w:tc>
+          <w:tcPr>
+            <w:tcW w:w="1334" w:type="dxa"/>
+            <w:tcBorders>
+              <w:top w:val="single" w:sz="4" w:space="0" w:color="auto"/>
+              <w:left w:val="nil"/>
+              <w:bottom w:val="single" w:sz="4" w:space="0" w:color="auto"/>
+              <w:right w:val="single" w:sz="4" w:space="0" w:color="auto"/>
+            </w:tcBorders>
+            <w:shd w:val="clear" w:color="auto" w:fill="auto"/>
+            <w:noWrap/>
+            <w:vAlign w:val="bottom"/>
+            <w:hideMark/>
+          </w:tcPr>
+          <w:p>
+            <w:pPr>
+              <w:spacing w:after="0" w:afterAutospacing="0"/>
+              <w:ind w:left="0"/>
+              <w:rPr>
+                <w:rFonts w:ascii="Calibri" w:eastAsia="Times New Roman" w:hAnsi="Calibri" w:cs="Calibri"/>
+                <w:color w:val="000000"/>
+                <w:lang w:eastAsia="fr-FR"/>
+              </w:rPr>
+            </w:pPr>
+            <w:r>
+              <w:rPr>
+                <w:rFonts w:ascii="Calibri" w:eastAsia="Times New Roman" w:hAnsi="Calibri" w:cs="Calibri"/>
+                <w:color w:val="000000"/>
+                <w:lang w:eastAsia="fr-FR"/>
+              </w:rPr>
+              <w:t>password123</w:t>
+            </w:r>
+          </w:p>
+        </w:tc>
+      </w:tr>
+      <w:tr>
+        <w:trPr>
+          <w:trHeight w:val="300"/>
+        </w:trPr>
+        <w:tc>
+          <w:tcPr>
+            <w:tcW w:w="3060" w:type="dxa"/>
+            <w:tcBorders>
+              <w:top w:val="nil"/>
+              <w:left w:val="single" w:sz="4" w:space="0" w:color="auto"/>
+              <w:bottom w:val="single" w:sz="4" w:space="0" w:color="auto"/>
+              <w:right w:val="single" w:sz="4" w:space="0" w:color="auto"/>
+            </w:tcBorders>
+            <w:shd w:val="clear" w:color="auto" w:fill="auto"/>
+            <w:noWrap/>
+            <w:vAlign w:val="bottom"/>
+            <w:hideMark/>
+          </w:tcPr>
+          <w:p>
+            <w:pPr>
+              <w:spacing w:after="0" w:afterAutospacing="0"/>
+              <w:ind w:left="0"/>
+              <w:rPr>
+                <w:rFonts w:ascii="Calibri" w:eastAsia="Times New Roman" w:hAnsi="Calibri" w:cs="Calibri"/>
+                <w:color w:val="000000"/>
+                <w:lang w:eastAsia="fr-FR"/>
+              </w:rPr>
+            </w:pPr>
+            <w:r>
+              <w:rPr>
+                <w:rFonts w:ascii="Calibri" w:eastAsia="Times New Roman" w:hAnsi="Calibri" w:cs="Calibri"/>
+                <w:color w:val="000000"/>
+                <w:lang w:eastAsia="fr-FR"/>
+              </w:rPr>
+              <w:t>emma.robert@example.com</w:t>
+            </w:r>
+          </w:p>
+        </w:tc>
+        <w:tc>
+          <w:tcPr>
+            <w:tcW w:w="1334" w:type="dxa"/>
+            <w:tcBorders>
+              <w:top w:val="nil"/>
+              <w:left w:val="nil"/>
+              <w:bottom w:val="single" w:sz="4" w:space="0" w:color="auto"/>
+              <w:right w:val="single" w:sz="4" w:space="0" w:color="auto"/>
+            </w:tcBorders>
+            <w:shd w:val="clear" w:color="auto" w:fill="auto"/>
+            <w:noWrap/>
+            <w:vAlign w:val="bottom"/>
+            <w:hideMark/>
+          </w:tcPr>
+          <w:p>
+            <w:pPr>
+              <w:spacing w:after="0" w:afterAutospacing="0"/>
+              <w:ind w:left="0"/>
+              <w:rPr>
+                <w:rFonts w:ascii="Calibri" w:eastAsia="Times New Roman" w:hAnsi="Calibri" w:cs="Calibri"/>
+                <w:color w:val="000000"/>
+                <w:lang w:eastAsia="fr-FR"/>
+              </w:rPr>
+            </w:pPr>
+            <w:r>
+              <w:rPr>
+                <w:rFonts w:ascii="Calibri" w:eastAsia="Times New Roman" w:hAnsi="Calibri" w:cs="Calibri"/>
+                <w:color w:val="000000"/>
+                <w:lang w:eastAsia="fr-FR"/>
+              </w:rPr>
+              <w:t>password123</w:t>
+            </w:r>
+          </w:p>
+        </w:tc>
+      </w:tr>
+      <w:tr>
+        <w:trPr>
+          <w:trHeight w:val="300"/>
+        </w:trPr>
+        <w:tc>
+          <w:tcPr>
+            <w:tcW w:w="3060" w:type="dxa"/>
+            <w:tcBorders>
+              <w:top w:val="single" w:sz="4" w:space="0" w:color="auto"/>
+              <w:left w:val="single" w:sz="4" w:space="0" w:color="auto"/>
+              <w:bottom w:val="single" w:sz="4" w:space="0" w:color="auto"/>
+              <w:right w:val="single" w:sz="4" w:space="0" w:color="auto"/>
+            </w:tcBorders>
+            <w:shd w:val="clear" w:color="auto" w:fill="auto"/>
+            <w:noWrap/>
+            <w:vAlign w:val="bottom"/>
+            <w:hideMark/>
+          </w:tcPr>
+          <w:p>
+            <w:pPr>
+              <w:spacing w:after="0" w:afterAutospacing="0"/>
+              <w:ind w:left="0"/>
+              <w:rPr>
+                <w:rFonts w:ascii="Calibri" w:eastAsia="Times New Roman" w:hAnsi="Calibri" w:cs="Calibri"/>
+                <w:color w:val="000000"/>
+                <w:lang w:eastAsia="fr-FR"/>
+              </w:rPr>
+            </w:pPr>
+            <w:r>
+              <w:rPr>
+                <w:rFonts w:ascii="Calibri" w:eastAsia="Times New Roman" w:hAnsi="Calibri" w:cs="Calibri"/>
+                <w:color w:val="000000"/>
+                <w:lang w:eastAsia="fr-FR"/>
+              </w:rPr>
+              <w:t>lea.richard@example.com</w:t>
+            </w:r>
+          </w:p>
+        </w:tc>
+        <w:tc>
+          <w:tcPr>
+            <w:tcW w:w="1334" w:type="dxa"/>
+            <w:tcBorders>
+              <w:top w:val="single" w:sz="4" w:space="0" w:color="auto"/>
+              <w:left w:val="nil"/>
+              <w:bottom w:val="single" w:sz="4" w:space="0" w:color="auto"/>
+              <w:right w:val="single" w:sz="4" w:space="0" w:color="auto"/>
+            </w:tcBorders>
+            <w:shd w:val="clear" w:color="auto" w:fill="auto"/>
+            <w:noWrap/>
+            <w:vAlign w:val="bottom"/>
+            <w:hideMark/>
+          </w:tcPr>
+          <w:p>
+            <w:pPr>
+              <w:spacing w:after="0" w:afterAutospacing="0"/>
+              <w:ind w:left="0"/>
+              <w:rPr>
+                <w:rFonts w:ascii="Calibri" w:eastAsia="Times New Roman" w:hAnsi="Calibri" w:cs="Calibri"/>
+                <w:color w:val="000000"/>
+                <w:lang w:eastAsia="fr-FR"/>
+              </w:rPr>
+            </w:pPr>
+            <w:r>
+              <w:rPr>
+                <w:rFonts w:ascii="Calibri" w:eastAsia="Times New Roman" w:hAnsi="Calibri" w:cs="Calibri"/>
+                <w:color w:val="000000"/>
+                <w:lang w:eastAsia="fr-FR"/>
+              </w:rPr>
+              <w:t>password123</w:t>
+            </w:r>
+          </w:p>
+        </w:tc>
+      </w:tr>
+      <w:tr>
+        <w:trPr>
+          <w:trHeight w:val="300"/>
+        </w:trPr>
+        <w:tc>
+          <w:tcPr>
+            <w:tcW w:w="3060" w:type="dxa"/>
+            <w:tcBorders>
+              <w:top w:val="nil"/>
+              <w:left w:val="single" w:sz="4" w:space="0" w:color="auto"/>
+              <w:bottom w:val="single" w:sz="4" w:space="0" w:color="auto"/>
+              <w:right w:val="single" w:sz="4" w:space="0" w:color="auto"/>
+            </w:tcBorders>
+            <w:shd w:val="clear" w:color="auto" w:fill="auto"/>
+            <w:noWrap/>
+            <w:vAlign w:val="bottom"/>
+            <w:hideMark/>
+          </w:tcPr>
+          <w:p>
+            <w:pPr>
+              <w:spacing w:after="0" w:afterAutospacing="0"/>
+              <w:ind w:left="0"/>
+              <w:rPr>
+                <w:rFonts w:ascii="Calibri" w:eastAsia="Times New Roman" w:hAnsi="Calibri" w:cs="Calibri"/>
+                <w:color w:val="000000"/>
+                <w:lang w:eastAsia="fr-FR"/>
+              </w:rPr>
+            </w:pPr>
+            <w:r>
+              <w:rPr>
+                <w:rFonts w:ascii="Calibri" w:eastAsia="Times New Roman" w:hAnsi="Calibri" w:cs="Calibri"/>
+                <w:color w:val="000000"/>
+                <w:lang w:eastAsia="fr-FR"/>
+              </w:rPr>
+              <w:t>maxime.garcia@example.com</w:t>
+            </w:r>
+          </w:p>
+        </w:tc>
+        <w:tc>
+          <w:tcPr>
+            <w:tcW w:w="1334" w:type="dxa"/>
+            <w:tcBorders>
+              <w:top w:val="nil"/>
+              <w:left w:val="nil"/>
+              <w:bottom w:val="single" w:sz="4" w:space="0" w:color="auto"/>
+              <w:right w:val="single" w:sz="4" w:space="0" w:color="auto"/>
+            </w:tcBorders>
+            <w:shd w:val="clear" w:color="auto" w:fill="auto"/>
+            <w:noWrap/>
+            <w:vAlign w:val="bottom"/>
+            <w:hideMark/>
+          </w:tcPr>
+          <w:p>
+            <w:pPr>
+              <w:spacing w:after="0" w:afterAutospacing="0"/>
+              <w:ind w:left="0"/>
+              <w:rPr>
+                <w:rFonts w:ascii="Calibri" w:eastAsia="Times New Roman" w:hAnsi="Calibri" w:cs="Calibri"/>
+                <w:color w:val="000000"/>
+                <w:lang w:eastAsia="fr-FR"/>
+              </w:rPr>
+            </w:pPr>
+            <w:r>
+              <w:rPr>
+                <w:rFonts w:ascii="Calibri" w:eastAsia="Times New Roman" w:hAnsi="Calibri" w:cs="Calibri"/>
+                <w:color w:val="000000"/>
+                <w:lang w:eastAsia="fr-FR"/>
+              </w:rPr>
+              <w:t>password123</w:t>
+            </w:r>
+          </w:p>
+        </w:tc>
+      </w:tr>
+      <w:tr>
+        <w:trPr>
+          <w:trHeight w:val="300"/>
+        </w:trPr>
+        <w:tc>
+          <w:tcPr>
+            <w:tcW w:w="3060" w:type="dxa"/>
+            <w:tcBorders>
+              <w:top w:val="single" w:sz="4" w:space="0" w:color="auto"/>
+              <w:left w:val="single" w:sz="4" w:space="0" w:color="auto"/>
+              <w:bottom w:val="single" w:sz="4" w:space="0" w:color="auto"/>
+              <w:right w:val="single" w:sz="4" w:space="0" w:color="auto"/>
+            </w:tcBorders>
+            <w:shd w:val="clear" w:color="auto" w:fill="auto"/>
+            <w:noWrap/>
+            <w:vAlign w:val="bottom"/>
+            <w:hideMark/>
+          </w:tcPr>
+          <w:p>
+            <w:pPr>
+              <w:spacing w:after="0" w:afterAutospacing="0"/>
+              <w:ind w:left="0"/>
+              <w:rPr>
+                <w:rFonts w:ascii="Calibri" w:eastAsia="Times New Roman" w:hAnsi="Calibri" w:cs="Calibri"/>
+                <w:color w:val="000000"/>
+                <w:lang w:eastAsia="fr-FR"/>
+              </w:rPr>
+            </w:pPr>
+            <w:r>
+              <w:rPr>
+                <w:rFonts w:ascii="Calibri" w:eastAsia="Times New Roman" w:hAnsi="Calibri" w:cs="Calibri"/>
+                <w:color w:val="000000"/>
+                <w:lang w:eastAsia="fr-FR"/>
+              </w:rPr>
+              <w:t>julien.roux@example.com</w:t>
+            </w:r>
+          </w:p>
+        </w:tc>
+        <w:tc>
+          <w:tcPr>
+            <w:tcW w:w="1334" w:type="dxa"/>
+            <w:tcBorders>
+              <w:top w:val="single" w:sz="4" w:space="0" w:color="auto"/>
+              <w:left w:val="nil"/>
+              <w:bottom w:val="single" w:sz="4" w:space="0" w:color="auto"/>
+              <w:right w:val="single" w:sz="4" w:space="0" w:color="auto"/>
+            </w:tcBorders>
+            <w:shd w:val="clear" w:color="auto" w:fill="auto"/>
+            <w:noWrap/>
+            <w:vAlign w:val="bottom"/>
+            <w:hideMark/>
+          </w:tcPr>
+          <w:p>
+            <w:pPr>
+              <w:spacing w:after="0" w:afterAutospacing="0"/>
+              <w:ind w:left="0"/>
+              <w:rPr>
+                <w:rFonts w:ascii="Calibri" w:eastAsia="Times New Roman" w:hAnsi="Calibri" w:cs="Calibri"/>
+                <w:color w:val="000000"/>
+                <w:lang w:eastAsia="fr-FR"/>
+              </w:rPr>
+            </w:pPr>
+            <w:r>
+              <w:rPr>
+                <w:rFonts w:ascii="Calibri" w:eastAsia="Times New Roman" w:hAnsi="Calibri" w:cs="Calibri"/>
+                <w:color w:val="000000"/>
+                <w:lang w:eastAsia="fr-FR"/>
+              </w:rPr>
+              <w:t>password123</w:t>
             </w:r>
           </w:p>
         </w:tc>
       </w:tr>
     </w:tbl>
-    <w:p>
-      <w:pPr>
-        <w:pStyle w:val="Paragraphedeliste"/>
-        <w:tabs>
-          <w:tab w:val="left" w:pos="0"/>
-        </w:tabs>
-        <w:ind w:left="-284" w:right="-1"/>
-        <w:rPr>
-          <w:b/>
-          <w:sz w:val="30"/>
-          <w:szCs w:val="30"/>
-          <w:u w:val="single"/>
-        </w:rPr>
-      </w:pPr>
-    </w:p>
     <w:p>
       <w:pPr>
         <w:tabs>
@@ -1075,6 +1326,187 @@
 <file path=word/numbering.xml><?xml version="1.0" encoding="utf-8"?>
 <w:numbering xmlns:ve="http://schemas.openxmlformats.org/markup-compatibility/2006" xmlns:o="urn:schemas-microsoft-com:office:office" xmlns:r="http://schemas.openxmlformats.org/officeDocument/2006/relationships" xmlns:m="http://schemas.openxmlformats.org/officeDocument/2006/math" xmlns:v="urn:schemas-microsoft-com:vml" xmlns:wp="http://schemas.openxmlformats.org/drawingml/2006/wordprocessingDrawing" xmlns:w10="urn:schemas-microsoft-com:office:word" xmlns:w="http://schemas.openxmlformats.org/wordprocessingml/2006/main" xmlns:wne="http://schemas.microsoft.com/office/word/2006/wordml">
   <w:abstractNum w:abstractNumId="0">
+    <w:nsid w:val="0E2B38A9"/>
+    <w:multiLevelType w:val="hybridMultilevel"/>
+    <w:tmpl w:val="83E0B14C"/>
+    <w:lvl w:ilvl="0" w:tplc="34A28C3C">
+      <w:start w:val="1"/>
+      <w:numFmt w:val="lowerLetter"/>
+      <w:lvlText w:val="%1."/>
+      <w:lvlJc w:val="left"/>
+      <w:pPr>
+        <w:ind w:left="720" w:hanging="360"/>
+      </w:pPr>
+      <w:rPr>
+        <w:rFonts w:hint="default"/>
+        <w:b w:val="0"/>
+        <w:sz w:val="22"/>
+        <w:u w:val="single"/>
+      </w:rPr>
+    </w:lvl>
+    <w:lvl w:ilvl="1" w:tplc="040C0019" w:tentative="1">
+      <w:start w:val="1"/>
+      <w:numFmt w:val="lowerLetter"/>
+      <w:lvlText w:val="%2."/>
+      <w:lvlJc w:val="left"/>
+      <w:pPr>
+        <w:ind w:left="1440" w:hanging="360"/>
+      </w:pPr>
+    </w:lvl>
+    <w:lvl w:ilvl="2" w:tplc="040C001B" w:tentative="1">
+      <w:start w:val="1"/>
+      <w:numFmt w:val="lowerRoman"/>
+      <w:lvlText w:val="%3."/>
+      <w:lvlJc w:val="right"/>
+      <w:pPr>
+        <w:ind w:left="2160" w:hanging="180"/>
+      </w:pPr>
+    </w:lvl>
+    <w:lvl w:ilvl="3" w:tplc="040C000F" w:tentative="1">
+      <w:start w:val="1"/>
+      <w:numFmt w:val="decimal"/>
+      <w:lvlText w:val="%4."/>
+      <w:lvlJc w:val="left"/>
+      <w:pPr>
+        <w:ind w:left="2880" w:hanging="360"/>
+      </w:pPr>
+    </w:lvl>
+    <w:lvl w:ilvl="4" w:tplc="040C0019" w:tentative="1">
+      <w:start w:val="1"/>
+      <w:numFmt w:val="lowerLetter"/>
+      <w:lvlText w:val="%5."/>
+      <w:lvlJc w:val="left"/>
+      <w:pPr>
+        <w:ind w:left="3600" w:hanging="360"/>
+      </w:pPr>
+    </w:lvl>
+    <w:lvl w:ilvl="5" w:tplc="040C001B" w:tentative="1">
+      <w:start w:val="1"/>
+      <w:numFmt w:val="lowerRoman"/>
+      <w:lvlText w:val="%6."/>
+      <w:lvlJc w:val="right"/>
+      <w:pPr>
+        <w:ind w:left="4320" w:hanging="180"/>
+      </w:pPr>
+    </w:lvl>
+    <w:lvl w:ilvl="6" w:tplc="040C000F" w:tentative="1">
+      <w:start w:val="1"/>
+      <w:numFmt w:val="decimal"/>
+      <w:lvlText w:val="%7."/>
+      <w:lvlJc w:val="left"/>
+      <w:pPr>
+        <w:ind w:left="5040" w:hanging="360"/>
+      </w:pPr>
+    </w:lvl>
+    <w:lvl w:ilvl="7" w:tplc="040C0019" w:tentative="1">
+      <w:start w:val="1"/>
+      <w:numFmt w:val="lowerLetter"/>
+      <w:lvlText w:val="%8."/>
+      <w:lvlJc w:val="left"/>
+      <w:pPr>
+        <w:ind w:left="5760" w:hanging="360"/>
+      </w:pPr>
+    </w:lvl>
+    <w:lvl w:ilvl="8" w:tplc="040C001B" w:tentative="1">
+      <w:start w:val="1"/>
+      <w:numFmt w:val="lowerRoman"/>
+      <w:lvlText w:val="%9."/>
+      <w:lvlJc w:val="right"/>
+      <w:pPr>
+        <w:ind w:left="6480" w:hanging="180"/>
+      </w:pPr>
+    </w:lvl>
+  </w:abstractNum>
+  <w:abstractNum w:abstractNumId="1">
+    <w:nsid w:val="56997E7F"/>
+    <w:multiLevelType w:val="hybridMultilevel"/>
+    <w:tmpl w:val="A670B396"/>
+    <w:lvl w:ilvl="0" w:tplc="3C086296">
+      <w:start w:val="1"/>
+      <w:numFmt w:val="lowerLetter"/>
+      <w:lvlText w:val="%1."/>
+      <w:lvlJc w:val="left"/>
+      <w:pPr>
+        <w:ind w:left="786" w:hanging="360"/>
+      </w:pPr>
+      <w:rPr>
+        <w:rFonts w:hint="default"/>
+      </w:rPr>
+    </w:lvl>
+    <w:lvl w:ilvl="1" w:tplc="040C0019" w:tentative="1">
+      <w:start w:val="1"/>
+      <w:numFmt w:val="lowerLetter"/>
+      <w:lvlText w:val="%2."/>
+      <w:lvlJc w:val="left"/>
+      <w:pPr>
+        <w:ind w:left="1506" w:hanging="360"/>
+      </w:pPr>
+    </w:lvl>
+    <w:lvl w:ilvl="2" w:tplc="040C001B" w:tentative="1">
+      <w:start w:val="1"/>
+      <w:numFmt w:val="lowerRoman"/>
+      <w:lvlText w:val="%3."/>
+      <w:lvlJc w:val="right"/>
+      <w:pPr>
+        <w:ind w:left="2226" w:hanging="180"/>
+      </w:pPr>
+    </w:lvl>
+    <w:lvl w:ilvl="3" w:tplc="040C000F" w:tentative="1">
+      <w:start w:val="1"/>
+      <w:numFmt w:val="decimal"/>
+      <w:lvlText w:val="%4."/>
+      <w:lvlJc w:val="left"/>
+      <w:pPr>
+        <w:ind w:left="2946" w:hanging="360"/>
+      </w:pPr>
+    </w:lvl>
+    <w:lvl w:ilvl="4" w:tplc="040C0019" w:tentative="1">
+      <w:start w:val="1"/>
+      <w:numFmt w:val="lowerLetter"/>
+      <w:lvlText w:val="%5."/>
+      <w:lvlJc w:val="left"/>
+      <w:pPr>
+        <w:ind w:left="3666" w:hanging="360"/>
+      </w:pPr>
+    </w:lvl>
+    <w:lvl w:ilvl="5" w:tplc="040C001B" w:tentative="1">
+      <w:start w:val="1"/>
+      <w:numFmt w:val="lowerRoman"/>
+      <w:lvlText w:val="%6."/>
+      <w:lvlJc w:val="right"/>
+      <w:pPr>
+        <w:ind w:left="4386" w:hanging="180"/>
+      </w:pPr>
+    </w:lvl>
+    <w:lvl w:ilvl="6" w:tplc="040C000F" w:tentative="1">
+      <w:start w:val="1"/>
+      <w:numFmt w:val="decimal"/>
+      <w:lvlText w:val="%7."/>
+      <w:lvlJc w:val="left"/>
+      <w:pPr>
+        <w:ind w:left="5106" w:hanging="360"/>
+      </w:pPr>
+    </w:lvl>
+    <w:lvl w:ilvl="7" w:tplc="040C0019" w:tentative="1">
+      <w:start w:val="1"/>
+      <w:numFmt w:val="lowerLetter"/>
+      <w:lvlText w:val="%8."/>
+      <w:lvlJc w:val="left"/>
+      <w:pPr>
+        <w:ind w:left="5826" w:hanging="360"/>
+      </w:pPr>
+    </w:lvl>
+    <w:lvl w:ilvl="8" w:tplc="040C001B" w:tentative="1">
+      <w:start w:val="1"/>
+      <w:numFmt w:val="lowerRoman"/>
+      <w:lvlText w:val="%9."/>
+      <w:lvlJc w:val="right"/>
+      <w:pPr>
+        <w:ind w:left="6546" w:hanging="180"/>
+      </w:pPr>
+    </w:lvl>
+  </w:abstractNum>
+  <w:abstractNum w:abstractNumId="2">
     <w:nsid w:val="5FB7409E"/>
     <w:multiLevelType w:val="hybridMultilevel"/>
     <w:tmpl w:val="6382E358"/>
@@ -1163,8 +1595,199 @@
       </w:pPr>
     </w:lvl>
   </w:abstractNum>
+  <w:abstractNum w:abstractNumId="3">
+    <w:nsid w:val="73961619"/>
+    <w:multiLevelType w:val="hybridMultilevel"/>
+    <w:tmpl w:val="69741E4E"/>
+    <w:lvl w:ilvl="0" w:tplc="040C0019">
+      <w:start w:val="1"/>
+      <w:numFmt w:val="lowerLetter"/>
+      <w:lvlText w:val="%1."/>
+      <w:lvlJc w:val="left"/>
+      <w:pPr>
+        <w:ind w:left="720" w:hanging="360"/>
+      </w:pPr>
+      <w:rPr>
+        <w:rFonts w:hint="default"/>
+      </w:rPr>
+    </w:lvl>
+    <w:lvl w:ilvl="1" w:tplc="040C0019" w:tentative="1">
+      <w:start w:val="1"/>
+      <w:numFmt w:val="lowerLetter"/>
+      <w:lvlText w:val="%2."/>
+      <w:lvlJc w:val="left"/>
+      <w:pPr>
+        <w:ind w:left="1440" w:hanging="360"/>
+      </w:pPr>
+    </w:lvl>
+    <w:lvl w:ilvl="2" w:tplc="040C001B" w:tentative="1">
+      <w:start w:val="1"/>
+      <w:numFmt w:val="lowerRoman"/>
+      <w:lvlText w:val="%3."/>
+      <w:lvlJc w:val="right"/>
+      <w:pPr>
+        <w:ind w:left="2160" w:hanging="180"/>
+      </w:pPr>
+    </w:lvl>
+    <w:lvl w:ilvl="3" w:tplc="040C000F" w:tentative="1">
+      <w:start w:val="1"/>
+      <w:numFmt w:val="decimal"/>
+      <w:lvlText w:val="%4."/>
+      <w:lvlJc w:val="left"/>
+      <w:pPr>
+        <w:ind w:left="2880" w:hanging="360"/>
+      </w:pPr>
+    </w:lvl>
+    <w:lvl w:ilvl="4" w:tplc="040C0019" w:tentative="1">
+      <w:start w:val="1"/>
+      <w:numFmt w:val="lowerLetter"/>
+      <w:lvlText w:val="%5."/>
+      <w:lvlJc w:val="left"/>
+      <w:pPr>
+        <w:ind w:left="3600" w:hanging="360"/>
+      </w:pPr>
+    </w:lvl>
+    <w:lvl w:ilvl="5" w:tplc="040C001B" w:tentative="1">
+      <w:start w:val="1"/>
+      <w:numFmt w:val="lowerRoman"/>
+      <w:lvlText w:val="%6."/>
+      <w:lvlJc w:val="right"/>
+      <w:pPr>
+        <w:ind w:left="4320" w:hanging="180"/>
+      </w:pPr>
+    </w:lvl>
+    <w:lvl w:ilvl="6" w:tplc="040C000F" w:tentative="1">
+      <w:start w:val="1"/>
+      <w:numFmt w:val="decimal"/>
+      <w:lvlText w:val="%7."/>
+      <w:lvlJc w:val="left"/>
+      <w:pPr>
+        <w:ind w:left="5040" w:hanging="360"/>
+      </w:pPr>
+    </w:lvl>
+    <w:lvl w:ilvl="7" w:tplc="040C0019" w:tentative="1">
+      <w:start w:val="1"/>
+      <w:numFmt w:val="lowerLetter"/>
+      <w:lvlText w:val="%8."/>
+      <w:lvlJc w:val="left"/>
+      <w:pPr>
+        <w:ind w:left="5760" w:hanging="360"/>
+      </w:pPr>
+    </w:lvl>
+    <w:lvl w:ilvl="8" w:tplc="040C001B" w:tentative="1">
+      <w:start w:val="1"/>
+      <w:numFmt w:val="lowerRoman"/>
+      <w:lvlText w:val="%9."/>
+      <w:lvlJc w:val="right"/>
+      <w:pPr>
+        <w:ind w:left="6480" w:hanging="180"/>
+      </w:pPr>
+    </w:lvl>
+  </w:abstractNum>
+  <w:abstractNum w:abstractNumId="4">
+    <w:nsid w:val="755642A2"/>
+    <w:multiLevelType w:val="hybridMultilevel"/>
+    <w:tmpl w:val="ABBE3C0C"/>
+    <w:lvl w:ilvl="0" w:tplc="6CDA50EA">
+      <w:start w:val="1"/>
+      <w:numFmt w:val="lowerLetter"/>
+      <w:lvlText w:val="%1."/>
+      <w:lvlJc w:val="left"/>
+      <w:pPr>
+        <w:ind w:left="1080" w:hanging="360"/>
+      </w:pPr>
+      <w:rPr>
+        <w:rFonts w:hint="default"/>
+        <w:sz w:val="22"/>
+      </w:rPr>
+    </w:lvl>
+    <w:lvl w:ilvl="1" w:tplc="040C0019" w:tentative="1">
+      <w:start w:val="1"/>
+      <w:numFmt w:val="lowerLetter"/>
+      <w:lvlText w:val="%2."/>
+      <w:lvlJc w:val="left"/>
+      <w:pPr>
+        <w:ind w:left="1800" w:hanging="360"/>
+      </w:pPr>
+    </w:lvl>
+    <w:lvl w:ilvl="2" w:tplc="040C001B" w:tentative="1">
+      <w:start w:val="1"/>
+      <w:numFmt w:val="lowerRoman"/>
+      <w:lvlText w:val="%3."/>
+      <w:lvlJc w:val="right"/>
+      <w:pPr>
+        <w:ind w:left="2520" w:hanging="180"/>
+      </w:pPr>
+    </w:lvl>
+    <w:lvl w:ilvl="3" w:tplc="040C000F" w:tentative="1">
+      <w:start w:val="1"/>
+      <w:numFmt w:val="decimal"/>
+      <w:lvlText w:val="%4."/>
+      <w:lvlJc w:val="left"/>
+      <w:pPr>
+        <w:ind w:left="3240" w:hanging="360"/>
+      </w:pPr>
+    </w:lvl>
+    <w:lvl w:ilvl="4" w:tplc="040C0019" w:tentative="1">
+      <w:start w:val="1"/>
+      <w:numFmt w:val="lowerLetter"/>
+      <w:lvlText w:val="%5."/>
+      <w:lvlJc w:val="left"/>
+      <w:pPr>
+        <w:ind w:left="3960" w:hanging="360"/>
+      </w:pPr>
+    </w:lvl>
+    <w:lvl w:ilvl="5" w:tplc="040C001B" w:tentative="1">
+      <w:start w:val="1"/>
+      <w:numFmt w:val="lowerRoman"/>
+      <w:lvlText w:val="%6."/>
+      <w:lvlJc w:val="right"/>
+      <w:pPr>
+        <w:ind w:left="4680" w:hanging="180"/>
+      </w:pPr>
+    </w:lvl>
+    <w:lvl w:ilvl="6" w:tplc="040C000F" w:tentative="1">
+      <w:start w:val="1"/>
+      <w:numFmt w:val="decimal"/>
+      <w:lvlText w:val="%7."/>
+      <w:lvlJc w:val="left"/>
+      <w:pPr>
+        <w:ind w:left="5400" w:hanging="360"/>
+      </w:pPr>
+    </w:lvl>
+    <w:lvl w:ilvl="7" w:tplc="040C0019" w:tentative="1">
+      <w:start w:val="1"/>
+      <w:numFmt w:val="lowerLetter"/>
+      <w:lvlText w:val="%8."/>
+      <w:lvlJc w:val="left"/>
+      <w:pPr>
+        <w:ind w:left="6120" w:hanging="360"/>
+      </w:pPr>
+    </w:lvl>
+    <w:lvl w:ilvl="8" w:tplc="040C001B" w:tentative="1">
+      <w:start w:val="1"/>
+      <w:numFmt w:val="lowerRoman"/>
+      <w:lvlText w:val="%9."/>
+      <w:lvlJc w:val="right"/>
+      <w:pPr>
+        <w:ind w:left="6840" w:hanging="180"/>
+      </w:pPr>
+    </w:lvl>
+  </w:abstractNum>
   <w:num w:numId="1">
+    <w:abstractNumId w:val="2"/>
+  </w:num>
+  <w:num w:numId="2">
+    <w:abstractNumId w:val="3"/>
+  </w:num>
+  <w:num w:numId="3">
     <w:abstractNumId w:val="0"/>
+  </w:num>
+  <w:num w:numId="4">
+    <w:abstractNumId w:val="4"/>
+  </w:num>
+  <w:num w:numId="5">
+    <w:abstractNumId w:val="1"/>
   </w:num>
 </w:numbering>
 </file>
